--- a/homework5/report.docx
+++ b/homework5/report.docx
@@ -210,21 +210,23 @@
     <w:p>
       <w:pPr>
         <w:numPr>
-          <w:numId w:val="0"/>
-        </w:numPr>
-        <w:ind w:leftChars="0"/>
-        <w:jc w:val="both"/>
-        <w:rPr>
-          <w:rFonts w:hint="default" w:ascii="Times New Roman" w:hAnsi="Times New Roman" w:cs="Times New Roman"/>
-          <w:sz w:val="28"/>
-          <w:szCs w:val="28"/>
-          <w:lang w:val="ru-RU"/>
-        </w:rPr>
-      </w:pPr>
-    </w:p>
-    <w:p>
-      <w:pPr>
-        <w:numPr>
+          <w:ilvl w:val="0"/>
+          <w:numId w:val="0"/>
+        </w:numPr>
+        <w:ind w:leftChars="0"/>
+        <w:jc w:val="both"/>
+        <w:rPr>
+          <w:rFonts w:hint="default" w:ascii="Times New Roman" w:hAnsi="Times New Roman" w:cs="Times New Roman"/>
+          <w:sz w:val="28"/>
+          <w:szCs w:val="28"/>
+          <w:lang w:val="ru-RU"/>
+        </w:rPr>
+      </w:pPr>
+    </w:p>
+    <w:p>
+      <w:pPr>
+        <w:numPr>
+          <w:ilvl w:val="0"/>
           <w:numId w:val="0"/>
         </w:numPr>
         <w:ind w:leftChars="0"/>
@@ -253,6 +255,7 @@
     <w:p>
       <w:pPr>
         <w:numPr>
+          <w:ilvl w:val="0"/>
           <w:numId w:val="0"/>
         </w:numPr>
         <w:ind w:leftChars="0"/>
@@ -277,21 +280,23 @@
     <w:p>
       <w:pPr>
         <w:numPr>
-          <w:numId w:val="0"/>
-        </w:numPr>
-        <w:ind w:leftChars="0"/>
-        <w:jc w:val="both"/>
-        <w:rPr>
-          <w:rFonts w:hint="default" w:ascii="Times New Roman" w:hAnsi="Times New Roman" w:cs="Times New Roman"/>
-          <w:sz w:val="28"/>
-          <w:szCs w:val="28"/>
-          <w:lang w:val="ru-RU"/>
-        </w:rPr>
-      </w:pPr>
-    </w:p>
-    <w:p>
-      <w:pPr>
-        <w:numPr>
+          <w:ilvl w:val="0"/>
+          <w:numId w:val="0"/>
+        </w:numPr>
+        <w:ind w:leftChars="0"/>
+        <w:jc w:val="both"/>
+        <w:rPr>
+          <w:rFonts w:hint="default" w:ascii="Times New Roman" w:hAnsi="Times New Roman" w:cs="Times New Roman"/>
+          <w:sz w:val="28"/>
+          <w:szCs w:val="28"/>
+          <w:lang w:val="ru-RU"/>
+        </w:rPr>
+      </w:pPr>
+    </w:p>
+    <w:p>
+      <w:pPr>
+        <w:numPr>
+          <w:ilvl w:val="0"/>
           <w:numId w:val="0"/>
         </w:numPr>
         <w:ind w:leftChars="0"/>
@@ -306,9 +311,9 @@
       <w:r>
         <w:drawing>
           <wp:inline distT="0" distB="0" distL="114300" distR="114300">
-            <wp:extent cx="2724150" cy="2362200"/>
-            <wp:effectExtent l="0" t="0" r="3810" b="0"/>
-            <wp:docPr id="3" name="Изображение 3"/>
+            <wp:extent cx="3524250" cy="3067050"/>
+            <wp:effectExtent l="0" t="0" r="11430" b="11430"/>
+            <wp:docPr id="6" name="Изображение 2"/>
             <wp:cNvGraphicFramePr>
               <a:graphicFrameLocks xmlns:a="http://schemas.openxmlformats.org/drawingml/2006/main" noChangeAspect="1"/>
             </wp:cNvGraphicFramePr>
@@ -316,7 +321,7 @@
               <a:graphicData uri="http://schemas.openxmlformats.org/drawingml/2006/picture">
                 <pic:pic xmlns:pic="http://schemas.openxmlformats.org/drawingml/2006/picture">
                   <pic:nvPicPr>
-                    <pic:cNvPr id="3" name="Изображение 3"/>
+                    <pic:cNvPr id="6" name="Изображение 2"/>
                     <pic:cNvPicPr>
                       <a:picLocks noChangeAspect="1"/>
                     </pic:cNvPicPr>
@@ -330,7 +335,7 @@
                   <pic:spPr>
                     <a:xfrm>
                       <a:off x="0" y="0"/>
-                      <a:ext cx="2724150" cy="2362200"/>
+                      <a:ext cx="3524250" cy="3067050"/>
                     </a:xfrm>
                     <a:prstGeom prst="rect">
                       <a:avLst/>
@@ -350,21 +355,23 @@
     <w:p>
       <w:pPr>
         <w:numPr>
-          <w:numId w:val="0"/>
-        </w:numPr>
-        <w:ind w:leftChars="0"/>
-        <w:jc w:val="both"/>
-        <w:rPr>
-          <w:rFonts w:hint="default" w:ascii="Times New Roman" w:hAnsi="Times New Roman" w:cs="Times New Roman"/>
-          <w:sz w:val="28"/>
-          <w:szCs w:val="28"/>
-          <w:lang w:val="ru-RU"/>
-        </w:rPr>
-      </w:pPr>
-    </w:p>
-    <w:p>
-      <w:pPr>
-        <w:numPr>
+          <w:ilvl w:val="0"/>
+          <w:numId w:val="0"/>
+        </w:numPr>
+        <w:ind w:leftChars="0"/>
+        <w:jc w:val="both"/>
+        <w:rPr>
+          <w:rFonts w:hint="default" w:ascii="Times New Roman" w:hAnsi="Times New Roman" w:cs="Times New Roman"/>
+          <w:sz w:val="28"/>
+          <w:szCs w:val="28"/>
+          <w:lang w:val="ru-RU"/>
+        </w:rPr>
+      </w:pPr>
+    </w:p>
+    <w:p>
+      <w:pPr>
+        <w:numPr>
+          <w:ilvl w:val="0"/>
           <w:numId w:val="0"/>
         </w:numPr>
         <w:ind w:leftChars="0"/>
@@ -393,6 +400,7 @@
     <w:p>
       <w:pPr>
         <w:numPr>
+          <w:ilvl w:val="0"/>
           <w:numId w:val="0"/>
         </w:numPr>
         <w:ind w:leftChars="0"/>
@@ -489,21 +497,23 @@
     <w:p>
       <w:pPr>
         <w:numPr>
-          <w:numId w:val="0"/>
-        </w:numPr>
-        <w:ind w:leftChars="0"/>
-        <w:jc w:val="both"/>
-        <w:rPr>
-          <w:rFonts w:hint="default" w:ascii="Times New Roman" w:hAnsi="Times New Roman" w:cs="Times New Roman"/>
-          <w:sz w:val="28"/>
-          <w:szCs w:val="28"/>
-          <w:lang w:val="ru-RU"/>
-        </w:rPr>
-      </w:pPr>
-    </w:p>
-    <w:p>
-      <w:pPr>
-        <w:numPr>
+          <w:ilvl w:val="0"/>
+          <w:numId w:val="0"/>
+        </w:numPr>
+        <w:ind w:leftChars="0"/>
+        <w:jc w:val="both"/>
+        <w:rPr>
+          <w:rFonts w:hint="default" w:ascii="Times New Roman" w:hAnsi="Times New Roman" w:cs="Times New Roman"/>
+          <w:sz w:val="28"/>
+          <w:szCs w:val="28"/>
+          <w:lang w:val="ru-RU"/>
+        </w:rPr>
+      </w:pPr>
+    </w:p>
+    <w:p>
+      <w:pPr>
+        <w:numPr>
+          <w:ilvl w:val="0"/>
           <w:numId w:val="0"/>
         </w:numPr>
         <w:ind w:leftChars="0"/>
@@ -518,9 +528,9 @@
       <w:r>
         <w:drawing>
           <wp:inline distT="0" distB="0" distL="114300" distR="114300">
-            <wp:extent cx="2686050" cy="2362200"/>
-            <wp:effectExtent l="0" t="0" r="11430" b="0"/>
-            <wp:docPr id="4" name="Изображение 4"/>
+            <wp:extent cx="3543300" cy="3067050"/>
+            <wp:effectExtent l="0" t="0" r="7620" b="11430"/>
+            <wp:docPr id="7" name="Изображение 3"/>
             <wp:cNvGraphicFramePr>
               <a:graphicFrameLocks xmlns:a="http://schemas.openxmlformats.org/drawingml/2006/main" noChangeAspect="1"/>
             </wp:cNvGraphicFramePr>
@@ -528,7 +538,7 @@
               <a:graphicData uri="http://schemas.openxmlformats.org/drawingml/2006/picture">
                 <pic:pic xmlns:pic="http://schemas.openxmlformats.org/drawingml/2006/picture">
                   <pic:nvPicPr>
-                    <pic:cNvPr id="4" name="Изображение 4"/>
+                    <pic:cNvPr id="7" name="Изображение 3"/>
                     <pic:cNvPicPr>
                       <a:picLocks noChangeAspect="1"/>
                     </pic:cNvPicPr>
@@ -542,7 +552,7 @@
                   <pic:spPr>
                     <a:xfrm>
                       <a:off x="0" y="0"/>
-                      <a:ext cx="2686050" cy="2362200"/>
+                      <a:ext cx="3543300" cy="3067050"/>
                     </a:xfrm>
                     <a:prstGeom prst="rect">
                       <a:avLst/>
@@ -562,21 +572,23 @@
     <w:p>
       <w:pPr>
         <w:numPr>
-          <w:numId w:val="0"/>
-        </w:numPr>
-        <w:ind w:leftChars="0"/>
-        <w:jc w:val="both"/>
-        <w:rPr>
-          <w:rFonts w:hint="default" w:ascii="Times New Roman" w:hAnsi="Times New Roman" w:cs="Times New Roman"/>
-          <w:sz w:val="28"/>
-          <w:szCs w:val="28"/>
-          <w:lang w:val="ru-RU"/>
-        </w:rPr>
-      </w:pPr>
-    </w:p>
-    <w:p>
-      <w:pPr>
-        <w:numPr>
+          <w:ilvl w:val="0"/>
+          <w:numId w:val="0"/>
+        </w:numPr>
+        <w:ind w:leftChars="0"/>
+        <w:jc w:val="both"/>
+        <w:rPr>
+          <w:rFonts w:hint="default" w:ascii="Times New Roman" w:hAnsi="Times New Roman" w:cs="Times New Roman"/>
+          <w:sz w:val="28"/>
+          <w:szCs w:val="28"/>
+          <w:lang w:val="ru-RU"/>
+        </w:rPr>
+      </w:pPr>
+    </w:p>
+    <w:p>
+      <w:pPr>
+        <w:numPr>
+          <w:ilvl w:val="0"/>
           <w:numId w:val="0"/>
         </w:numPr>
         <w:ind w:leftChars="0"/>
@@ -627,15 +639,16 @@
     <w:p>
       <w:pPr>
         <w:numPr>
-          <w:numId w:val="0"/>
-        </w:numPr>
-        <w:ind w:leftChars="0"/>
-        <w:jc w:val="both"/>
-        <w:rPr>
-          <w:rFonts w:hint="default" w:ascii="Times New Roman" w:hAnsi="Times New Roman" w:cs="Times New Roman"/>
-          <w:sz w:val="28"/>
-          <w:szCs w:val="28"/>
-          <w:lang w:val="ru-RU"/>
+          <w:ilvl w:val="0"/>
+          <w:numId w:val="0"/>
+        </w:numPr>
+        <w:ind w:leftChars="0"/>
+        <w:jc w:val="both"/>
+        <w:rPr>
+          <w:rFonts w:hint="default" w:ascii="Times New Roman" w:hAnsi="Times New Roman" w:cs="Times New Roman"/>
+          <w:sz w:val="28"/>
+          <w:szCs w:val="28"/>
+          <w:lang w:val="en-GB"/>
         </w:rPr>
       </w:pPr>
       <w:r>
@@ -699,27 +712,38 @@
           <w:szCs w:val="28"/>
           <w:lang w:val="ru-RU"/>
         </w:rPr>
-        <w:t>subject_area.</w:t>
-      </w:r>
-    </w:p>
-    <w:p>
-      <w:pPr>
-        <w:numPr>
-          <w:numId w:val="0"/>
-        </w:numPr>
-        <w:ind w:leftChars="0"/>
-        <w:jc w:val="both"/>
-        <w:rPr>
-          <w:rFonts w:hint="default" w:ascii="Times New Roman" w:hAnsi="Times New Roman" w:cs="Times New Roman"/>
-          <w:sz w:val="28"/>
-          <w:szCs w:val="28"/>
-          <w:lang w:val="ru-RU"/>
-        </w:rPr>
-      </w:pPr>
-    </w:p>
-    <w:p>
-      <w:pPr>
-        <w:numPr>
+        <w:t>subject_area</w:t>
+      </w:r>
+      <w:r>
+        <w:rPr>
+          <w:rFonts w:hint="default" w:ascii="Times New Roman" w:hAnsi="Times New Roman" w:cs="Times New Roman"/>
+          <w:sz w:val="28"/>
+          <w:szCs w:val="28"/>
+          <w:lang w:val="en-GB"/>
+        </w:rPr>
+        <w:t>, ects_credits.</w:t>
+      </w:r>
+    </w:p>
+    <w:p>
+      <w:pPr>
+        <w:numPr>
+          <w:ilvl w:val="0"/>
+          <w:numId w:val="0"/>
+        </w:numPr>
+        <w:ind w:leftChars="0"/>
+        <w:jc w:val="both"/>
+        <w:rPr>
+          <w:rFonts w:hint="default" w:ascii="Times New Roman" w:hAnsi="Times New Roman" w:cs="Times New Roman"/>
+          <w:sz w:val="28"/>
+          <w:szCs w:val="28"/>
+          <w:lang w:val="ru-RU"/>
+        </w:rPr>
+      </w:pPr>
+    </w:p>
+    <w:p>
+      <w:pPr>
+        <w:numPr>
+          <w:ilvl w:val="0"/>
           <w:numId w:val="0"/>
         </w:numPr>
         <w:ind w:leftChars="0"/>
@@ -734,9 +758,9 @@
       <w:r>
         <w:drawing>
           <wp:inline distT="0" distB="0" distL="114300" distR="114300">
-            <wp:extent cx="2762250" cy="1590675"/>
-            <wp:effectExtent l="0" t="0" r="11430" b="9525"/>
-            <wp:docPr id="2" name="Изображение 2"/>
+            <wp:extent cx="3495675" cy="2314575"/>
+            <wp:effectExtent l="0" t="0" r="9525" b="1905"/>
+            <wp:docPr id="8" name="Изображение 4"/>
             <wp:cNvGraphicFramePr>
               <a:graphicFrameLocks xmlns:a="http://schemas.openxmlformats.org/drawingml/2006/main" noChangeAspect="1"/>
             </wp:cNvGraphicFramePr>
@@ -744,7 +768,7 @@
               <a:graphicData uri="http://schemas.openxmlformats.org/drawingml/2006/picture">
                 <pic:pic xmlns:pic="http://schemas.openxmlformats.org/drawingml/2006/picture">
                   <pic:nvPicPr>
-                    <pic:cNvPr id="2" name="Изображение 2"/>
+                    <pic:cNvPr id="8" name="Изображение 4"/>
                     <pic:cNvPicPr>
                       <a:picLocks noChangeAspect="1"/>
                     </pic:cNvPicPr>
@@ -758,7 +782,7 @@
                   <pic:spPr>
                     <a:xfrm>
                       <a:off x="0" y="0"/>
-                      <a:ext cx="2762250" cy="1590675"/>
+                      <a:ext cx="3495675" cy="2314575"/>
                     </a:xfrm>
                     <a:prstGeom prst="rect">
                       <a:avLst/>
@@ -778,21 +802,23 @@
     <w:p>
       <w:pPr>
         <w:numPr>
-          <w:numId w:val="0"/>
-        </w:numPr>
-        <w:ind w:leftChars="0"/>
-        <w:jc w:val="both"/>
-        <w:rPr>
-          <w:rFonts w:hint="default" w:ascii="Times New Roman" w:hAnsi="Times New Roman" w:cs="Times New Roman"/>
-          <w:sz w:val="28"/>
-          <w:szCs w:val="28"/>
-          <w:lang w:val="ru-RU"/>
-        </w:rPr>
-      </w:pPr>
-    </w:p>
-    <w:p>
-      <w:pPr>
-        <w:numPr>
+          <w:ilvl w:val="0"/>
+          <w:numId w:val="0"/>
+        </w:numPr>
+        <w:ind w:leftChars="0"/>
+        <w:jc w:val="both"/>
+        <w:rPr>
+          <w:rFonts w:hint="default" w:ascii="Times New Roman" w:hAnsi="Times New Roman" w:cs="Times New Roman"/>
+          <w:sz w:val="28"/>
+          <w:szCs w:val="28"/>
+          <w:lang w:val="ru-RU"/>
+        </w:rPr>
+      </w:pPr>
+    </w:p>
+    <w:p>
+      <w:pPr>
+        <w:numPr>
+          <w:ilvl w:val="0"/>
           <w:numId w:val="0"/>
         </w:numPr>
         <w:ind w:leftChars="0"/>
@@ -919,9 +945,9 @@
       <w:r>
         <w:drawing>
           <wp:inline distT="0" distB="0" distL="114300" distR="114300">
-            <wp:extent cx="2743200" cy="1562100"/>
+            <wp:extent cx="2987040" cy="1577340"/>
             <wp:effectExtent l="0" t="0" r="0" b="7620"/>
-            <wp:docPr id="1" name="Изображение 1"/>
+            <wp:docPr id="9" name="Изображение 5"/>
             <wp:cNvGraphicFramePr>
               <a:graphicFrameLocks xmlns:a="http://schemas.openxmlformats.org/drawingml/2006/main" noChangeAspect="1"/>
             </wp:cNvGraphicFramePr>
@@ -929,7 +955,7 @@
               <a:graphicData uri="http://schemas.openxmlformats.org/drawingml/2006/picture">
                 <pic:pic xmlns:pic="http://schemas.openxmlformats.org/drawingml/2006/picture">
                   <pic:nvPicPr>
-                    <pic:cNvPr id="1" name="Изображение 1"/>
+                    <pic:cNvPr id="9" name="Изображение 5"/>
                     <pic:cNvPicPr>
                       <a:picLocks noChangeAspect="1"/>
                     </pic:cNvPicPr>
@@ -943,7 +969,7 @@
                   <pic:spPr>
                     <a:xfrm>
                       <a:off x="0" y="0"/>
-                      <a:ext cx="2743200" cy="1562100"/>
+                      <a:ext cx="2987040" cy="1577340"/>
                     </a:xfrm>
                     <a:prstGeom prst="rect">
                       <a:avLst/>
@@ -963,6 +989,7 @@
     <w:p>
       <w:pPr>
         <w:numPr>
+          <w:ilvl w:val="0"/>
           <w:numId w:val="0"/>
         </w:numPr>
         <w:ind w:leftChars="0"/>
@@ -1005,6 +1032,7 @@
     <w:p>
       <w:pPr>
         <w:numPr>
+          <w:ilvl w:val="0"/>
           <w:numId w:val="0"/>
         </w:numPr>
         <w:ind w:leftChars="0"/>
@@ -1304,7 +1332,7 @@
           <w:szCs w:val="28"/>
           <w:lang w:val="ru-RU"/>
         </w:rPr>
-        <w:t>● ects_credits — число зачётных единиц у дисциплины</w:t>
+        <w:t>● attempt_number — номер попытки сдачи</w:t>
       </w:r>
     </w:p>
     <w:p>
@@ -1335,9 +1363,9 @@
       <w:r>
         <w:drawing>
           <wp:inline distT="0" distB="0" distL="114300" distR="114300">
-            <wp:extent cx="3524250" cy="3638550"/>
-            <wp:effectExtent l="0" t="0" r="11430" b="3810"/>
-            <wp:docPr id="10" name="Изображение 10"/>
+            <wp:extent cx="3486150" cy="3638550"/>
+            <wp:effectExtent l="0" t="0" r="3810" b="3810"/>
+            <wp:docPr id="10" name="Изображение 6"/>
             <wp:cNvGraphicFramePr>
               <a:graphicFrameLocks xmlns:a="http://schemas.openxmlformats.org/drawingml/2006/main" noChangeAspect="1"/>
             </wp:cNvGraphicFramePr>
@@ -1345,7 +1373,7 @@
               <a:graphicData uri="http://schemas.openxmlformats.org/drawingml/2006/picture">
                 <pic:pic xmlns:pic="http://schemas.openxmlformats.org/drawingml/2006/picture">
                   <pic:nvPicPr>
-                    <pic:cNvPr id="10" name="Изображение 10"/>
+                    <pic:cNvPr id="10" name="Изображение 6"/>
                     <pic:cNvPicPr>
                       <a:picLocks noChangeAspect="1"/>
                     </pic:cNvPicPr>
@@ -1359,7 +1387,7 @@
                   <pic:spPr>
                     <a:xfrm>
                       <a:off x="0" y="0"/>
-                      <a:ext cx="3524250" cy="3638550"/>
+                      <a:ext cx="3486150" cy="3638550"/>
                     </a:xfrm>
                     <a:prstGeom prst="rect">
                       <a:avLst/>
@@ -1414,6 +1442,7 @@
     <w:p>
       <w:pPr>
         <w:numPr>
+          <w:ilvl w:val="0"/>
           <w:numId w:val="0"/>
         </w:numPr>
         <w:ind w:leftChars="0"/>
@@ -1498,9 +1527,9 @@
       <w:r>
         <w:drawing>
           <wp:inline distT="0" distB="0" distL="114300" distR="114300">
-            <wp:extent cx="5269865" cy="2825115"/>
-            <wp:effectExtent l="0" t="0" r="3175" b="9525"/>
-            <wp:docPr id="8" name="Изображение 8"/>
+            <wp:extent cx="5269230" cy="2999105"/>
+            <wp:effectExtent l="0" t="0" r="3810" b="3175"/>
+            <wp:docPr id="5" name="Изображение 1"/>
             <wp:cNvGraphicFramePr>
               <a:graphicFrameLocks xmlns:a="http://schemas.openxmlformats.org/drawingml/2006/main" noChangeAspect="1"/>
             </wp:cNvGraphicFramePr>
@@ -1508,7 +1537,7 @@
               <a:graphicData uri="http://schemas.openxmlformats.org/drawingml/2006/picture">
                 <pic:pic xmlns:pic="http://schemas.openxmlformats.org/drawingml/2006/picture">
                   <pic:nvPicPr>
-                    <pic:cNvPr id="8" name="Изображение 8"/>
+                    <pic:cNvPr id="5" name="Изображение 1"/>
                     <pic:cNvPicPr>
                       <a:picLocks noChangeAspect="1"/>
                     </pic:cNvPicPr>
@@ -1522,7 +1551,7 @@
                   <pic:spPr>
                     <a:xfrm>
                       <a:off x="0" y="0"/>
-                      <a:ext cx="5269865" cy="2825115"/>
+                      <a:ext cx="5269230" cy="2999105"/>
                     </a:xfrm>
                     <a:prstGeom prst="rect">
                       <a:avLst/>
@@ -1593,23 +1622,13 @@
           <w:szCs w:val="28"/>
           <w:lang w:val="ru-RU"/>
         </w:rPr>
-        <w:t>Аналитические запросы</w:t>
-      </w:r>
-      <w:bookmarkStart w:id="0" w:name="_GoBack"/>
-      <w:bookmarkEnd w:id="0"/>
-      <w:r>
-        <w:rPr>
-          <w:rFonts w:hint="default" w:ascii="Times New Roman" w:hAnsi="Times New Roman" w:cs="Times New Roman"/>
-          <w:sz w:val="28"/>
-          <w:szCs w:val="28"/>
-          <w:lang w:val="ru-RU"/>
-        </w:rPr>
-        <w:t>.</w:t>
-      </w:r>
-    </w:p>
-    <w:p>
-      <w:pPr>
-        <w:numPr>
+        <w:t>Аналитические запросы.</w:t>
+      </w:r>
+    </w:p>
+    <w:p>
+      <w:pPr>
+        <w:numPr>
+          <w:ilvl w:val="0"/>
           <w:numId w:val="0"/>
         </w:numPr>
         <w:ind w:leftChars="0"/>
@@ -1659,20 +1678,22 @@
     <w:p>
       <w:pPr>
         <w:numPr>
-          <w:numId w:val="0"/>
-        </w:numPr>
-        <w:jc w:val="both"/>
-        <w:rPr>
-          <w:rFonts w:hint="default" w:ascii="Times New Roman" w:hAnsi="Times New Roman" w:cs="Times New Roman"/>
-          <w:sz w:val="28"/>
-          <w:szCs w:val="28"/>
-          <w:lang w:val="ru-RU"/>
-        </w:rPr>
-      </w:pPr>
-    </w:p>
-    <w:p>
-      <w:pPr>
-        <w:numPr>
+          <w:ilvl w:val="0"/>
+          <w:numId w:val="0"/>
+        </w:numPr>
+        <w:jc w:val="both"/>
+        <w:rPr>
+          <w:rFonts w:hint="default" w:ascii="Times New Roman" w:hAnsi="Times New Roman" w:cs="Times New Roman"/>
+          <w:sz w:val="28"/>
+          <w:szCs w:val="28"/>
+          <w:lang w:val="ru-RU"/>
+        </w:rPr>
+      </w:pPr>
+    </w:p>
+    <w:p>
+      <w:pPr>
+        <w:numPr>
+          <w:ilvl w:val="0"/>
           <w:numId w:val="0"/>
         </w:numPr>
         <w:ind w:leftChars="0"/>
@@ -1725,6 +1746,7 @@
     <w:p>
       <w:pPr>
         <w:numPr>
+          <w:ilvl w:val="0"/>
           <w:numId w:val="0"/>
         </w:numPr>
         <w:ind w:leftChars="0"/>
@@ -1768,20 +1790,22 @@
     <w:p>
       <w:pPr>
         <w:numPr>
-          <w:numId w:val="0"/>
-        </w:numPr>
-        <w:jc w:val="both"/>
-        <w:rPr>
-          <w:rFonts w:hint="default" w:ascii="Times New Roman" w:hAnsi="Times New Roman" w:cs="Times New Roman"/>
-          <w:sz w:val="28"/>
-          <w:szCs w:val="28"/>
-          <w:lang w:val="en-GB"/>
-        </w:rPr>
-      </w:pPr>
-    </w:p>
-    <w:p>
-      <w:pPr>
-        <w:numPr>
+          <w:ilvl w:val="0"/>
+          <w:numId w:val="0"/>
+        </w:numPr>
+        <w:jc w:val="both"/>
+        <w:rPr>
+          <w:rFonts w:hint="default" w:ascii="Times New Roman" w:hAnsi="Times New Roman" w:cs="Times New Roman"/>
+          <w:sz w:val="28"/>
+          <w:szCs w:val="28"/>
+          <w:lang w:val="en-GB"/>
+        </w:rPr>
+      </w:pPr>
+    </w:p>
+    <w:p>
+      <w:pPr>
+        <w:numPr>
+          <w:ilvl w:val="0"/>
           <w:numId w:val="0"/>
         </w:numPr>
         <w:jc w:val="both"/>
@@ -1839,20 +1863,22 @@
     <w:p>
       <w:pPr>
         <w:numPr>
-          <w:numId w:val="0"/>
-        </w:numPr>
-        <w:jc w:val="both"/>
-        <w:rPr>
-          <w:rFonts w:hint="default" w:ascii="Times New Roman" w:hAnsi="Times New Roman" w:cs="Times New Roman"/>
-          <w:sz w:val="28"/>
-          <w:szCs w:val="28"/>
-          <w:lang w:val="ru-RU"/>
-        </w:rPr>
-      </w:pPr>
-    </w:p>
-    <w:p>
-      <w:pPr>
-        <w:numPr>
+          <w:ilvl w:val="0"/>
+          <w:numId w:val="0"/>
+        </w:numPr>
+        <w:jc w:val="both"/>
+        <w:rPr>
+          <w:rFonts w:hint="default" w:ascii="Times New Roman" w:hAnsi="Times New Roman" w:cs="Times New Roman"/>
+          <w:sz w:val="28"/>
+          <w:szCs w:val="28"/>
+          <w:lang w:val="ru-RU"/>
+        </w:rPr>
+      </w:pPr>
+    </w:p>
+    <w:p>
+      <w:pPr>
+        <w:numPr>
+          <w:ilvl w:val="0"/>
           <w:numId w:val="0"/>
         </w:numPr>
         <w:ind w:leftChars="0"/>
@@ -1867,6 +1893,22 @@
       <w:pPr>
         <w:numPr>
           <w:ilvl w:val="0"/>
+          <w:numId w:val="0"/>
+        </w:numPr>
+        <w:ind w:leftChars="0"/>
+        <w:jc w:val="both"/>
+        <w:rPr>
+          <w:rFonts w:hint="default"/>
+          <w:lang w:val="en-GB"/>
+        </w:rPr>
+      </w:pPr>
+      <w:bookmarkStart w:id="0" w:name="_GoBack"/>
+      <w:bookmarkEnd w:id="0"/>
+    </w:p>
+    <w:p>
+      <w:pPr>
+        <w:numPr>
+          <w:ilvl w:val="0"/>
           <w:numId w:val="2"/>
         </w:numPr>
         <w:ind w:leftChars="0"/>
@@ -1900,20 +1942,22 @@
     <w:p>
       <w:pPr>
         <w:numPr>
-          <w:numId w:val="0"/>
-        </w:numPr>
-        <w:jc w:val="both"/>
-        <w:rPr>
-          <w:rFonts w:hint="default" w:ascii="Times New Roman" w:hAnsi="Times New Roman" w:cs="Times New Roman"/>
-          <w:sz w:val="28"/>
-          <w:szCs w:val="28"/>
-          <w:lang w:val="en-GB"/>
-        </w:rPr>
-      </w:pPr>
-    </w:p>
-    <w:p>
-      <w:pPr>
-        <w:numPr>
+          <w:ilvl w:val="0"/>
+          <w:numId w:val="0"/>
+        </w:numPr>
+        <w:jc w:val="both"/>
+        <w:rPr>
+          <w:rFonts w:hint="default" w:ascii="Times New Roman" w:hAnsi="Times New Roman" w:cs="Times New Roman"/>
+          <w:sz w:val="28"/>
+          <w:szCs w:val="28"/>
+          <w:lang w:val="en-GB"/>
+        </w:rPr>
+      </w:pPr>
+    </w:p>
+    <w:p>
+      <w:pPr>
+        <w:numPr>
+          <w:ilvl w:val="0"/>
           <w:numId w:val="0"/>
         </w:numPr>
         <w:jc w:val="both"/>
@@ -1971,6 +2015,7 @@
     <w:p>
       <w:pPr>
         <w:numPr>
+          <w:ilvl w:val="0"/>
           <w:numId w:val="0"/>
         </w:numPr>
         <w:jc w:val="both"/>
@@ -2019,20 +2064,22 @@
     <w:p>
       <w:pPr>
         <w:numPr>
-          <w:numId w:val="0"/>
-        </w:numPr>
-        <w:jc w:val="both"/>
-        <w:rPr>
-          <w:rFonts w:hint="default" w:ascii="Times New Roman" w:hAnsi="Times New Roman" w:cs="Times New Roman"/>
-          <w:sz w:val="28"/>
-          <w:szCs w:val="28"/>
-          <w:lang w:val="en-GB"/>
-        </w:rPr>
-      </w:pPr>
-    </w:p>
-    <w:p>
-      <w:pPr>
-        <w:numPr>
+          <w:ilvl w:val="0"/>
+          <w:numId w:val="0"/>
+        </w:numPr>
+        <w:jc w:val="both"/>
+        <w:rPr>
+          <w:rFonts w:hint="default" w:ascii="Times New Roman" w:hAnsi="Times New Roman" w:cs="Times New Roman"/>
+          <w:sz w:val="28"/>
+          <w:szCs w:val="28"/>
+          <w:lang w:val="en-GB"/>
+        </w:rPr>
+      </w:pPr>
+    </w:p>
+    <w:p>
+      <w:pPr>
+        <w:numPr>
+          <w:ilvl w:val="0"/>
           <w:numId w:val="0"/>
         </w:numPr>
         <w:jc w:val="both"/>
@@ -2046,9 +2093,9 @@
       <w:r>
         <w:drawing>
           <wp:inline distT="0" distB="0" distL="114300" distR="114300">
-            <wp:extent cx="3476625" cy="781050"/>
-            <wp:effectExtent l="0" t="0" r="13335" b="11430"/>
-            <wp:docPr id="15" name="Изображение 15"/>
+            <wp:extent cx="3476625" cy="561975"/>
+            <wp:effectExtent l="0" t="0" r="13335" b="1905"/>
+            <wp:docPr id="12" name="Изображение 7"/>
             <wp:cNvGraphicFramePr>
               <a:graphicFrameLocks xmlns:a="http://schemas.openxmlformats.org/drawingml/2006/main" noChangeAspect="1"/>
             </wp:cNvGraphicFramePr>
@@ -2056,7 +2103,7 @@
               <a:graphicData uri="http://schemas.openxmlformats.org/drawingml/2006/picture">
                 <pic:pic xmlns:pic="http://schemas.openxmlformats.org/drawingml/2006/picture">
                   <pic:nvPicPr>
-                    <pic:cNvPr id="15" name="Изображение 15"/>
+                    <pic:cNvPr id="12" name="Изображение 7"/>
                     <pic:cNvPicPr>
                       <a:picLocks noChangeAspect="1"/>
                     </pic:cNvPicPr>
@@ -2070,7 +2117,7 @@
                   <pic:spPr>
                     <a:xfrm>
                       <a:off x="0" y="0"/>
-                      <a:ext cx="3476625" cy="781050"/>
+                      <a:ext cx="3476625" cy="561975"/>
                     </a:xfrm>
                     <a:prstGeom prst="rect">
                       <a:avLst/>
@@ -2090,6 +2137,7 @@
     <w:p>
       <w:pPr>
         <w:numPr>
+          <w:ilvl w:val="0"/>
           <w:numId w:val="0"/>
         </w:numPr>
         <w:jc w:val="both"/>
@@ -2138,20 +2186,22 @@
     <w:p>
       <w:pPr>
         <w:numPr>
-          <w:numId w:val="0"/>
-        </w:numPr>
-        <w:jc w:val="both"/>
-        <w:rPr>
-          <w:rFonts w:hint="default" w:ascii="Times New Roman" w:hAnsi="Times New Roman" w:cs="Times New Roman"/>
-          <w:sz w:val="28"/>
-          <w:szCs w:val="28"/>
-          <w:lang w:val="en-GB"/>
-        </w:rPr>
-      </w:pPr>
-    </w:p>
-    <w:p>
-      <w:pPr>
-        <w:numPr>
+          <w:ilvl w:val="0"/>
+          <w:numId w:val="0"/>
+        </w:numPr>
+        <w:jc w:val="both"/>
+        <w:rPr>
+          <w:rFonts w:hint="default" w:ascii="Times New Roman" w:hAnsi="Times New Roman" w:cs="Times New Roman"/>
+          <w:sz w:val="28"/>
+          <w:szCs w:val="28"/>
+          <w:lang w:val="en-GB"/>
+        </w:rPr>
+      </w:pPr>
+    </w:p>
+    <w:p>
+      <w:pPr>
+        <w:numPr>
+          <w:ilvl w:val="0"/>
           <w:numId w:val="0"/>
         </w:numPr>
         <w:jc w:val="both"/>
